--- a/docs/export/Release Notes.docx
+++ b/docs/export/Release Notes.docx
@@ -3,12 +3,8 @@
 <w:document xmlns:wpc="http://schemas.microsoft.com/office/word/2010/wordprocessingCanvas" xmlns:mo="http://schemas.microsoft.com/office/mac/office/2008/main" xmlns:mc="http://schemas.openxmlformats.org/markup-compatibility/2006" xmlns:mv="urn:schemas-microsoft-com:mac:vml" xmlns:o="urn:schemas-microsoft-com:office:office" xmlns:r="http://schemas.openxmlformats.org/officeDocument/2006/relationships" xmlns:m="http://schemas.openxmlformats.org/officeDocument/2006/math" xmlns:v="urn:schemas-microsoft-com:vml" xmlns:wp14="http://schemas.microsoft.com/office/word/2010/wordprocessingDrawing" xmlns:wp="http://schemas.openxmlformats.org/drawingml/2006/wordprocessingDrawing" xmlns:w10="urn:schemas-microsoft-com:office:word" xmlns:w="http://schemas.openxmlformats.org/wordprocessingml/2006/main" xmlns:w14="http://schemas.microsoft.com/office/word/2010/wordml" xmlns:wpg="http://schemas.microsoft.com/office/word/2010/wordprocessingGroup" xmlns:wpi="http://schemas.microsoft.com/office/word/2010/wordprocessingInk" xmlns:wne="http://schemas.microsoft.com/office/word/2006/wordml" xmlns:wps="http://schemas.microsoft.com/office/word/2010/wordprocessingShape" mc:Ignorable="w14 wp14">
   <w:body>
     <w:p>
-      <w:pPr>
-        <w:spacing w:after="60"/>
-      </w:pPr>
       <w:r>
         <w:rPr>
-          <w:rFonts w:ascii="Calibri" w:hAnsi="Calibri" w:eastAsia="Microsoft YaHei"/>
           <w:b/>
           <w:color w:val="0B2545"/>
           <w:sz w:val="48"/>
@@ -17,9 +13,6 @@
       </w:r>
     </w:p>
     <w:p>
-      <w:pPr>
-        <w:spacing w:after="280"/>
-      </w:pPr>
       <w:r>
         <w:rPr>
           <w:color w:val="595959"/>
@@ -31,7 +24,6 @@
     <w:tbl>
       <w:tblPr>
         <w:tblW w:type="auto" w:w="0"/>
-        <w:tblLayout w:type="autofit"/>
         <w:tblLook w:firstColumn="1" w:firstRow="1" w:lastColumn="0" w:lastRow="0" w:noHBand="0" w:noVBand="1" w:val="04A0"/>
       </w:tblPr>
       <w:tblGrid>
@@ -46,17 +38,14 @@
             <w:tcW w:type="dxa" w:w="2340"/>
             <w:shd w:fill="F2F4F7"/>
             <w:tcBorders>
-              <w:top w:val="single" w:sz="4" w:space="0" w:color="D9E2F3"/>
-              <w:left w:val="single" w:sz="4" w:space="0" w:color="D9E2F3"/>
-              <w:bottom w:val="single" w:sz="4" w:space="0" w:color="D9E2F3"/>
-              <w:right w:val="single" w:sz="4" w:space="0" w:color="D9E2F3"/>
+              <w:top w:val="single" w:sz="4" w:color="D9E2F3"/>
+              <w:left w:val="single" w:sz="4" w:color="D9E2F3"/>
+              <w:bottom w:val="single" w:sz="4" w:color="D9E2F3"/>
+              <w:right w:val="single" w:sz="4" w:color="D9E2F3"/>
             </w:tcBorders>
           </w:tcPr>
           <w:p>
             <w:r>
-              <w:rPr>
-                <w:b/>
-              </w:rPr>
               <w:t>版本</w:t>
             </w:r>
           </w:p>
@@ -66,17 +55,14 @@
             <w:tcW w:type="dxa" w:w="2340"/>
             <w:shd w:fill="F2F4F7"/>
             <w:tcBorders>
-              <w:top w:val="single" w:sz="4" w:space="0" w:color="D9E2F3"/>
-              <w:left w:val="single" w:sz="4" w:space="0" w:color="D9E2F3"/>
-              <w:bottom w:val="single" w:sz="4" w:space="0" w:color="D9E2F3"/>
-              <w:right w:val="single" w:sz="4" w:space="0" w:color="D9E2F3"/>
+              <w:top w:val="single" w:sz="4" w:color="D9E2F3"/>
+              <w:left w:val="single" w:sz="4" w:color="D9E2F3"/>
+              <w:bottom w:val="single" w:sz="4" w:color="D9E2F3"/>
+              <w:right w:val="single" w:sz="4" w:color="D9E2F3"/>
             </w:tcBorders>
           </w:tcPr>
           <w:p>
             <w:r>
-              <w:rPr>
-                <w:b/>
-              </w:rPr>
               <w:t>状态</w:t>
             </w:r>
           </w:p>
@@ -86,17 +72,14 @@
             <w:tcW w:type="dxa" w:w="2340"/>
             <w:shd w:fill="F2F4F7"/>
             <w:tcBorders>
-              <w:top w:val="single" w:sz="4" w:space="0" w:color="D9E2F3"/>
-              <w:left w:val="single" w:sz="4" w:space="0" w:color="D9E2F3"/>
-              <w:bottom w:val="single" w:sz="4" w:space="0" w:color="D9E2F3"/>
-              <w:right w:val="single" w:sz="4" w:space="0" w:color="D9E2F3"/>
+              <w:top w:val="single" w:sz="4" w:color="D9E2F3"/>
+              <w:left w:val="single" w:sz="4" w:color="D9E2F3"/>
+              <w:bottom w:val="single" w:sz="4" w:color="D9E2F3"/>
+              <w:right w:val="single" w:sz="4" w:color="D9E2F3"/>
             </w:tcBorders>
           </w:tcPr>
           <w:p>
             <w:r>
-              <w:rPr>
-                <w:b/>
-              </w:rPr>
               <w:t>负责人</w:t>
             </w:r>
           </w:p>
@@ -106,17 +89,14 @@
             <w:tcW w:type="dxa" w:w="2340"/>
             <w:shd w:fill="F2F4F7"/>
             <w:tcBorders>
-              <w:top w:val="single" w:sz="4" w:space="0" w:color="D9E2F3"/>
-              <w:left w:val="single" w:sz="4" w:space="0" w:color="D9E2F3"/>
-              <w:bottom w:val="single" w:sz="4" w:space="0" w:color="D9E2F3"/>
-              <w:right w:val="single" w:sz="4" w:space="0" w:color="D9E2F3"/>
+              <w:top w:val="single" w:sz="4" w:color="D9E2F3"/>
+              <w:left w:val="single" w:sz="4" w:color="D9E2F3"/>
+              <w:bottom w:val="single" w:sz="4" w:color="D9E2F3"/>
+              <w:right w:val="single" w:sz="4" w:color="D9E2F3"/>
             </w:tcBorders>
           </w:tcPr>
           <w:p>
             <w:r>
-              <w:rPr>
-                <w:b/>
-              </w:rPr>
               <w:t>更新时间</w:t>
             </w:r>
           </w:p>
@@ -127,15 +107,15 @@
           <w:tcPr>
             <w:tcW w:type="dxa" w:w="2340"/>
             <w:tcBorders>
-              <w:top w:val="single" w:sz="4" w:space="0" w:color="D9E2F3"/>
-              <w:left w:val="single" w:sz="4" w:space="0" w:color="D9E2F3"/>
-              <w:bottom w:val="single" w:sz="4" w:space="0" w:color="D9E2F3"/>
-              <w:right w:val="single" w:sz="4" w:space="0" w:color="D9E2F3"/>
+              <w:top w:val="single" w:sz="4" w:color="D9E2F3"/>
+              <w:left w:val="single" w:sz="4" w:color="D9E2F3"/>
+              <w:bottom w:val="single" w:sz="4" w:color="D9E2F3"/>
+              <w:right w:val="single" w:sz="4" w:color="D9E2F3"/>
             </w:tcBorders>
           </w:tcPr>
           <w:p>
             <w:r>
-              <w:t>V1.0.0</w:t>
+              <w:t>V1.0.1</w:t>
             </w:r>
           </w:p>
         </w:tc>
@@ -143,10 +123,10 @@
           <w:tcPr>
             <w:tcW w:type="dxa" w:w="2340"/>
             <w:tcBorders>
-              <w:top w:val="single" w:sz="4" w:space="0" w:color="D9E2F3"/>
-              <w:left w:val="single" w:sz="4" w:space="0" w:color="D9E2F3"/>
-              <w:bottom w:val="single" w:sz="4" w:space="0" w:color="D9E2F3"/>
-              <w:right w:val="single" w:sz="4" w:space="0" w:color="D9E2F3"/>
+              <w:top w:val="single" w:sz="4" w:color="D9E2F3"/>
+              <w:left w:val="single" w:sz="4" w:color="D9E2F3"/>
+              <w:bottom w:val="single" w:sz="4" w:color="D9E2F3"/>
+              <w:right w:val="single" w:sz="4" w:color="D9E2F3"/>
             </w:tcBorders>
           </w:tcPr>
           <w:p>
@@ -159,10 +139,10 @@
           <w:tcPr>
             <w:tcW w:type="dxa" w:w="2340"/>
             <w:tcBorders>
-              <w:top w:val="single" w:sz="4" w:space="0" w:color="D9E2F3"/>
-              <w:left w:val="single" w:sz="4" w:space="0" w:color="D9E2F3"/>
-              <w:bottom w:val="single" w:sz="4" w:space="0" w:color="D9E2F3"/>
-              <w:right w:val="single" w:sz="4" w:space="0" w:color="D9E2F3"/>
+              <w:top w:val="single" w:sz="4" w:color="D9E2F3"/>
+              <w:left w:val="single" w:sz="4" w:color="D9E2F3"/>
+              <w:bottom w:val="single" w:sz="4" w:color="D9E2F3"/>
+              <w:right w:val="single" w:sz="4" w:color="D9E2F3"/>
             </w:tcBorders>
           </w:tcPr>
           <w:p>
@@ -175,10 +155,10 @@
           <w:tcPr>
             <w:tcW w:type="dxa" w:w="2340"/>
             <w:tcBorders>
-              <w:top w:val="single" w:sz="4" w:space="0" w:color="D9E2F3"/>
-              <w:left w:val="single" w:sz="4" w:space="0" w:color="D9E2F3"/>
-              <w:bottom w:val="single" w:sz="4" w:space="0" w:color="D9E2F3"/>
-              <w:right w:val="single" w:sz="4" w:space="0" w:color="D9E2F3"/>
+              <w:top w:val="single" w:sz="4" w:color="D9E2F3"/>
+              <w:left w:val="single" w:sz="4" w:color="D9E2F3"/>
+              <w:bottom w:val="single" w:sz="4" w:color="D9E2F3"/>
+              <w:right w:val="single" w:sz="4" w:color="D9E2F3"/>
             </w:tcBorders>
           </w:tcPr>
           <w:p>
@@ -190,6 +170,212 @@
       </w:tr>
     </w:tbl>
     <w:p/>
+    <w:p>
+      <w:pPr>
+        <w:pStyle w:val="Heading1"/>
+      </w:pPr>
+      <w:r>
+        <w:t>Fiona Release v1.0.1</w:t>
+      </w:r>
+    </w:p>
+    <w:p>
+      <w:r>
+        <w:t>版本：V1.0.1</w:t>
+      </w:r>
+    </w:p>
+    <w:p>
+      <w:r>
+        <w:t>状态：Active</w:t>
+      </w:r>
+    </w:p>
+    <w:p>
+      <w:r>
+        <w:t>负责人：Wilson</w:t>
+      </w:r>
+    </w:p>
+    <w:p>
+      <w:r>
+        <w:t>更新时间：2026-06-26</w:t>
+      </w:r>
+    </w:p>
+    <w:p>
+      <w:pPr>
+        <w:pStyle w:val="Heading2"/>
+      </w:pPr>
+      <w:r>
+        <w:t>Highlights</w:t>
+      </w:r>
+    </w:p>
+    <w:p>
+      <w:pPr>
+        <w:pStyle w:val="ListBullet"/>
+      </w:pPr>
+      <w:r>
+        <w:t>完成 Wilson AI Lab Workspace V2 本地工作空间重构。</w:t>
+      </w:r>
+    </w:p>
+    <w:p>
+      <w:pPr>
+        <w:pStyle w:val="ListBullet"/>
+      </w:pPr>
+      <w:r>
+        <w:t>Fiona 本地仓库迁移到统一开发目录。</w:t>
+      </w:r>
+    </w:p>
+    <w:p>
+      <w:pPr>
+        <w:pStyle w:val="ListBullet"/>
+      </w:pPr>
+      <w:r>
+        <w:t>旧 runtime、reports、logs、launchd 模板已归档。</w:t>
+      </w:r>
+    </w:p>
+    <w:p>
+      <w:pPr>
+        <w:pStyle w:val="Heading2"/>
+      </w:pPr>
+      <w:r>
+        <w:t>New Features</w:t>
+      </w:r>
+    </w:p>
+    <w:p>
+      <w:pPr>
+        <w:pStyle w:val="ListBullet"/>
+      </w:pPr>
+      <w:r>
+        <w:t>新增 Wilson AI Lab Workspace 管理规范。</w:t>
+      </w:r>
+    </w:p>
+    <w:p>
+      <w:pPr>
+        <w:pStyle w:val="ListBullet"/>
+      </w:pPr>
+      <w:r>
+        <w:t>新增 Fiona Workspace Migration Report。</w:t>
+      </w:r>
+    </w:p>
+    <w:p>
+      <w:pPr>
+        <w:pStyle w:val="ListBullet"/>
+      </w:pPr>
+      <w:r>
+        <w:t>新增 Project Structure 文档。</w:t>
+      </w:r>
+    </w:p>
+    <w:p>
+      <w:pPr>
+        <w:pStyle w:val="Heading2"/>
+      </w:pPr>
+      <w:r>
+        <w:t>Fixes</w:t>
+      </w:r>
+    </w:p>
+    <w:p>
+      <w:pPr>
+        <w:pStyle w:val="ListBullet"/>
+      </w:pPr>
+      <w:r>
+        <w:t>修复本地 helper 默认输出路径，避免继续写入旧 `~/WilsonMarketNewsRuntime`。</w:t>
+      </w:r>
+    </w:p>
+    <w:p>
+      <w:pPr>
+        <w:pStyle w:val="ListBullet"/>
+      </w:pPr>
+      <w:r>
+        <w:t>更新历史文档中的旧 runtime 路径。</w:t>
+      </w:r>
+    </w:p>
+    <w:p>
+      <w:pPr>
+        <w:pStyle w:val="Heading2"/>
+      </w:pPr>
+      <w:r>
+        <w:t>Optimizations</w:t>
+      </w:r>
+    </w:p>
+    <w:p>
+      <w:pPr>
+        <w:pStyle w:val="ListBullet"/>
+      </w:pPr>
+      <w:r>
+        <w:t>Desktop 不再保存 Fiona 项目目录。</w:t>
+      </w:r>
+    </w:p>
+    <w:p>
+      <w:pPr>
+        <w:pStyle w:val="ListBullet"/>
+      </w:pPr>
+      <w:r>
+        <w:t>本地资料分类到 Data / Deployment / Documents / Archive。</w:t>
+      </w:r>
+    </w:p>
+    <w:p>
+      <w:pPr>
+        <w:pStyle w:val="Heading2"/>
+      </w:pPr>
+      <w:r>
+        <w:t>Breaking Changes</w:t>
+      </w:r>
+    </w:p>
+    <w:p>
+      <w:pPr>
+        <w:pStyle w:val="ListBullet"/>
+      </w:pPr>
+      <w:r>
+        <w:t>本地 Fiona 仓库路径发生变化。</w:t>
+      </w:r>
+    </w:p>
+    <w:p>
+      <w:pPr>
+        <w:pStyle w:val="ListBullet"/>
+      </w:pPr>
+      <w:r>
+        <w:t>旧 `~/WilsonMarketNewsRuntime` 已迁入 Archive，不再作为本地默认 runtime。</w:t>
+      </w:r>
+    </w:p>
+    <w:p>
+      <w:pPr>
+        <w:pStyle w:val="Heading2"/>
+      </w:pPr>
+      <w:r>
+        <w:t>Known Issues</w:t>
+      </w:r>
+    </w:p>
+    <w:p>
+      <w:pPr>
+        <w:pStyle w:val="ListBullet"/>
+      </w:pPr>
+      <w:r>
+        <w:t>`docs/fiona_project_memo.docx` 仍为未跟踪文件，需要人工确认是否纳入 Git。</w:t>
+      </w:r>
+    </w:p>
+    <w:p>
+      <w:pPr>
+        <w:pStyle w:val="ListBullet"/>
+      </w:pPr>
+      <w:r>
+        <w:t>GitHub push 仍取决于本机 GitHub 凭据或 GitHub Desktop。</w:t>
+      </w:r>
+    </w:p>
+    <w:p>
+      <w:pPr>
+        <w:pStyle w:val="Heading2"/>
+      </w:pPr>
+      <w:r>
+        <w:t>Next Version</w:t>
+      </w:r>
+    </w:p>
+    <w:p>
+      <w:r>
+        <w:t>V1.1.0 Alert Readiness。</w:t>
+      </w:r>
+    </w:p>
+    <w:p>
+      <w:r>
+        <w:br w:type="page"/>
+      </w:r>
+    </w:p>
     <w:p>
       <w:pPr>
         <w:pStyle w:val="Heading1"/>
@@ -819,7 +1005,7 @@
     <w:pPr>
       <w:keepNext/>
       <w:keepLines/>
-      <w:spacing w:before="320" w:after="160"/>
+      <w:spacing w:before="480" w:after="0"/>
       <w:outlineLvl w:val="0"/>
     </w:pPr>
     <w:rPr>
@@ -843,7 +1029,7 @@
     <w:pPr>
       <w:keepNext/>
       <w:keepLines/>
-      <w:spacing w:before="240" w:after="120"/>
+      <w:spacing w:before="200" w:after="0"/>
       <w:outlineLvl w:val="1"/>
     </w:pPr>
     <w:rPr>
@@ -867,7 +1053,7 @@
     <w:pPr>
       <w:keepNext/>
       <w:keepLines/>
-      <w:spacing w:before="160" w:after="80"/>
+      <w:spacing w:before="200" w:after="0"/>
       <w:outlineLvl w:val="2"/>
     </w:pPr>
     <w:rPr>
